--- a/Gabriel_Barbero_Desenvolvedor.docx
+++ b/Gabriel_Barbero_Desenvolvedor.docx
@@ -1,97 +1,130 @@
 
 <file path=word/document.xml><?xml version="1.0" encoding="utf-8"?>
-<w:document xmlns:mc="http://schemas.openxmlformats.org/markup-compatibility/2006" xmlns:o="urn:schemas-microsoft-com:office:office" xmlns:r="http://schemas.openxmlformats.org/officeDocument/2006/relationships" xmlns:m="http://schemas.openxmlformats.org/officeDocument/2006/math" xmlns:v="urn:schemas-microsoft-com:vml" xmlns:wp="http://schemas.openxmlformats.org/drawingml/2006/wordprocessingDrawing" xmlns:w10="urn:schemas-microsoft-com:office:word" xmlns:w="http://schemas.openxmlformats.org/wordprocessingml/2006/main" xmlns:wne="http://schemas.microsoft.com/office/word/2006/wordml" xmlns:sl="http://schemas.openxmlformats.org/schemaLibrary/2006/main" xmlns:a="http://schemas.openxmlformats.org/drawingml/2006/main" xmlns:pic="http://schemas.openxmlformats.org/drawingml/2006/picture" xmlns:c="http://schemas.openxmlformats.org/drawingml/2006/chart" xmlns:lc="http://schemas.openxmlformats.org/drawingml/2006/lockedCanvas" xmlns:dgm="http://schemas.openxmlformats.org/drawingml/2006/diagram" xmlns:wps="http://schemas.microsoft.com/office/word/2010/wordprocessingShape" xmlns:wpg="http://schemas.microsoft.com/office/word/2010/wordprocessingGroup" xmlns:w14="http://schemas.microsoft.com/office/word/2010/wordml" xmlns:w15="http://schemas.microsoft.com/office/word/2012/wordml" xmlns:w16="http://schemas.microsoft.com/office/word/2018/wordml" xmlns:w16cex="http://schemas.microsoft.com/office/word/2018/wordml/cex" xmlns:w16cid="http://schemas.microsoft.com/office/word/2016/wordml/cid" xmlns="http://schemas.microsoft.com/office/tasks/2019/documenttasks" xmlns:cr="http://schemas.microsoft.com/office/comments/2020/reactions">
+<w:document xmlns:wp14="http://schemas.microsoft.com/office/word/2010/wordprocessingDrawing" xmlns:mc="http://schemas.openxmlformats.org/markup-compatibility/2006" xmlns:o="urn:schemas-microsoft-com:office:office" xmlns:r="http://schemas.openxmlformats.org/officeDocument/2006/relationships" xmlns:m="http://schemas.openxmlformats.org/officeDocument/2006/math" xmlns:v="urn:schemas-microsoft-com:vml" xmlns:wp="http://schemas.openxmlformats.org/drawingml/2006/wordprocessingDrawing" xmlns:w10="urn:schemas-microsoft-com:office:word" xmlns:w="http://schemas.openxmlformats.org/wordprocessingml/2006/main" xmlns:wne="http://schemas.microsoft.com/office/word/2006/wordml" xmlns:sl="http://schemas.openxmlformats.org/schemaLibrary/2006/main" xmlns:a="http://schemas.openxmlformats.org/drawingml/2006/main" xmlns:pic="http://schemas.openxmlformats.org/drawingml/2006/picture" xmlns:c="http://schemas.openxmlformats.org/drawingml/2006/chart" xmlns:lc="http://schemas.openxmlformats.org/drawingml/2006/lockedCanvas" xmlns:dgm="http://schemas.openxmlformats.org/drawingml/2006/diagram" xmlns:wps="http://schemas.microsoft.com/office/word/2010/wordprocessingShape" xmlns:wpg="http://schemas.microsoft.com/office/word/2010/wordprocessingGroup" xmlns:w14="http://schemas.microsoft.com/office/word/2010/wordml" xmlns:w15="http://schemas.microsoft.com/office/word/2012/wordml" xmlns:w16="http://schemas.microsoft.com/office/word/2018/wordml" xmlns:w16cex="http://schemas.microsoft.com/office/word/2018/wordml/cex" xmlns:w16cid="http://schemas.microsoft.com/office/word/2016/wordml/cid" xmlns="http://schemas.microsoft.com/office/tasks/2019/documenttasks" xmlns:cr="http://schemas.microsoft.com/office/comments/2020/reactions" mc:Ignorable="wp14">
   <w:body>
-    <w:p>
+    <w:p xmlns:wp14="http://schemas.microsoft.com/office/word/2010/wordml" wp14:textId="77777777">
       <w:pPr>
         <w:pStyle w:val="Title"/>
         <w:rPr>
           <w:color w:val="980000"/>
           <w:sz w:val="44"/>
           <w:szCs w:val="44"/>
-        </w:rPr>
-      </w:pPr>
-      <w:bookmarkStart w:colFirst="0" w:colLast="0" w:name="_72r1pvcmsn2y" w:id="0"/>
-      <w:bookmarkEnd w:id="0"/>
+          <w:lang w:val="en-US"/>
+        </w:rPr>
+      </w:pPr>
       <w:r>
         <w:rPr>
           <w:color w:val="980000"/>
           <w:sz w:val="44"/>
           <w:szCs w:val="44"/>
+          <w:lang w:val="en-US"/>
+        </w:rPr>
+        <w:t>Gabriel Barbero Colombo | Desenvolvedor</w:t>
+      </w:r>
+      <w:r>
+        <w:rPr>
+          <w:color w:val="980000"/>
+          <w:sz w:val="44"/>
+          <w:szCs w:val="44"/>
           <w:rtl w:val="0"/>
         </w:rPr>
         <w:t xml:space="preserve">Gabriel Barbero Colombo | Desenvolvedor</w:t>
       </w:r>
     </w:p>
-    <w:p>
-      <w:pPr>
-        <w:rPr>
-          <w:b w:val="1"/>
-          <w:bCs w:val="1"/>
-        </w:rPr>
-      </w:pPr>
-      <w:r>
-        <w:rPr>
-          <w:b w:val="1"/>
-          <w:bCs w:val="1"/>
-          <w:rtl w:val="0"/>
-        </w:rPr>
-        <w:t xml:space="preserve">Cel</w:t>
-      </w:r>
-      <w:r>
-        <w:rPr>
-          <w:rtl w:val="0"/>
-        </w:rPr>
-        <w:t xml:space="preserve">: ( 17 )99661-3361 </w:t>
-      </w:r>
-      <w:r>
-        <w:rPr>
-          <w:b w:val="1"/>
-          <w:bCs w:val="1"/>
-          <w:rtl w:val="0"/>
-        </w:rPr>
-        <w:t xml:space="preserve">Email</w:t>
-      </w:r>
-      <w:r>
-        <w:rPr>
-          <w:rtl w:val="0"/>
+    <w:p xmlns:wp14="http://schemas.microsoft.com/office/word/2010/wordml" wp14:textId="255BCC42">
+      <w:pPr>
+        <w:rPr>
+          <w:b w:val="1"/>
+          <w:bCs w:val="1"/>
+          <w:color w:val="auto"/>
+          <w:lang w:val="pt-BR"/>
+        </w:rPr>
+      </w:pPr>
+      <w:r>
+        <w:rPr>
+          <w:b w:val="1"/>
+          <w:bCs w:val="1"/>
+          <w:color w:val="auto"/>
+          <w:lang w:val="pt-BR"/>
+        </w:rPr>
+        <w:t>Cel</w:t>
+      </w:r>
+      <w:r>
+        <w:rPr>
+          <w:color w:val="auto"/>
+          <w:lang w:val="pt-BR"/>
         </w:rPr>
         <w:t xml:space="preserve">: </w:t>
       </w:r>
-      <w:hyperlink r:id="rId6">
+      <w:r>
+        <w:rPr>
+          <w:color w:val="auto"/>
+          <w:lang w:val="pt-BR"/>
+        </w:rPr>
+        <w:t>( 17</w:t>
+      </w:r>
+      <w:r>
+        <w:rPr>
+          <w:color w:val="auto"/>
+          <w:lang w:val="pt-BR"/>
+        </w:rPr>
+        <w:t xml:space="preserve"> )99631-3036 </w:t>
+      </w:r>
+      <w:r>
+        <w:rPr>
+          <w:b w:val="1"/>
+          <w:bCs w:val="1"/>
+          <w:color w:val="auto"/>
+          <w:lang w:val="pt-BR"/>
+        </w:rPr>
+        <w:t>Email</w:t>
+      </w:r>
+      <w:r>
+        <w:rPr>
+          <w:color w:val="auto"/>
+          <w:lang w:val="pt-BR"/>
+        </w:rPr>
+        <w:t xml:space="preserve">: </w:t>
+      </w:r>
+      <w:hyperlink r:id="R01f1c1124e9543bf">
         <w:r>
           <w:rPr>
-            <w:color w:val="1155cc"/>
+            <w:color w:val="auto"/>
             <w:u w:val="single"/>
-            <w:rtl w:val="0"/>
+            <w:lang w:val="pt-BR"/>
           </w:rPr>
-          <w:t xml:space="preserve">gabrielbarberog@gmail.com</w:t>
+          <w:t>gabrielbarberog@gmail.com</w:t>
         </w:r>
       </w:hyperlink>
       <w:r>
         <w:rPr>
           <w:b w:val="1"/>
           <w:bCs w:val="1"/>
-          <w:rtl w:val="0"/>
+          <w:color w:val="auto"/>
+          <w:lang w:val="pt-BR"/>
         </w:rPr>
         <w:t xml:space="preserve"> </w:t>
       </w:r>
     </w:p>
-    <w:p>
-      <w:pPr>
-        <w:rPr/>
-      </w:pPr>
-      <w:r>
-        <w:rPr>
-          <w:b w:val="1"/>
-          <w:bCs w:val="1"/>
-          <w:rtl w:val="0"/>
+    <w:p xmlns:wp14="http://schemas.microsoft.com/office/word/2010/wordml" wp14:textId="77777777">
+      <w:pPr>
+        <w:rPr>
+          <w:color w:val="auto"/>
+        </w:rPr>
+      </w:pPr>
+      <w:r>
+        <w:rPr>
+          <w:b w:val="1"/>
+          <w:bCs w:val="1"/>
+          <w:color w:val="auto"/>
+          <w:lang w:val="en-US"/>
         </w:rPr>
         <w:t xml:space="preserve">Linkedin</w:t>
       </w:r>
       <w:r>
         <w:rPr>
-          <w:rtl w:val="0"/>
+          <w:color w:val="auto"/>
+          <w:lang w:val="en-US"/>
         </w:rPr>
         <w:t xml:space="preserve">:</w:t>
       </w:r>
@@ -99,107 +132,148 @@
         <w:rPr>
           <w:b w:val="1"/>
           <w:bCs w:val="1"/>
-          <w:rtl w:val="0"/>
+          <w:color w:val="auto"/>
+          <w:lang w:val="en-US"/>
         </w:rPr>
         <w:t xml:space="preserve"> </w:t>
       </w:r>
-      <w:hyperlink r:id="rId7">
+      <w:r>
+        <w:fldChar w:fldCharType="begin"/>
+      </w:r>
+      <w:r>
+        <w:instrText xml:space="preserve">HYPERLINK "http://www.linkedin.com/in/gabrielbarberodev"</w:instrText>
+      </w:r>
+      <w:r>
+        <w:fldChar w:fldCharType="separate"/>
+      </w:r>
+      <w:r>
+        <w:rPr>
+          <w:rFonts w:ascii="Roboto" w:hAnsi="Roboto" w:eastAsia="Roboto" w:cs="Roboto"/>
+          <w:color w:val="auto"/>
+          <w:sz w:val="21"/>
+          <w:szCs w:val="21"/>
+          <w:highlight w:val="white"/>
+          <w:u w:val="single"/>
+          <w:lang w:val="en-US"/>
+        </w:rPr>
+        <w:t xml:space="preserve">www.linkedin.com/in/gabrielbarberodev</w:t>
+      </w:r>
+      <w:r>
+        <w:fldChar w:fldCharType="end"/>
+      </w:r>
+      <w:r>
+        <w:rPr>
+          <w:b w:val="1"/>
+          <w:bCs w:val="1"/>
+          <w:color w:val="auto"/>
+          <w:lang w:val="en-US"/>
+        </w:rPr>
+        <w:t xml:space="preserve"> GitHub</w:t>
+      </w:r>
+      <w:r>
+        <w:rPr>
+          <w:color w:val="auto"/>
+          <w:lang w:val="en-US"/>
+        </w:rPr>
+        <w:t xml:space="preserve">:</w:t>
+      </w:r>
+      <w:r>
+        <w:rPr>
+          <w:b w:val="1"/>
+          <w:bCs w:val="1"/>
+          <w:color w:val="auto"/>
+          <w:lang w:val="en-US"/>
+        </w:rPr>
+        <w:t xml:space="preserve"> </w:t>
+      </w:r>
+      <w:hyperlink r:id="R74b2de03f70e434a">
         <w:r>
           <w:rPr>
-            <w:rFonts w:ascii="Roboto" w:cs="Roboto" w:eastAsia="Roboto" w:hAnsi="Roboto"/>
-            <w:color w:val="1155cc"/>
-            <w:sz w:val="21"/>
-            <w:szCs w:val="21"/>
-            <w:highlight w:val="white"/>
+            <w:color w:val="auto"/>
             <w:u w:val="single"/>
-            <w:rtl w:val="0"/>
+            <w:lang w:val="en-US"/>
           </w:rPr>
-          <w:t xml:space="preserve">www.linkedin.com/in/gabrielbarberodev</w:t>
+          <w:t>https://github.com/gabrielbarbero</w:t>
         </w:r>
       </w:hyperlink>
       <w:r>
         <w:rPr>
-          <w:b w:val="1"/>
-          <w:bCs w:val="1"/>
-          <w:rtl w:val="0"/>
-        </w:rPr>
-        <w:t xml:space="preserve"> GitHub</w:t>
-      </w:r>
-      <w:r>
-        <w:rPr>
-          <w:rtl w:val="0"/>
-        </w:rPr>
-        <w:t xml:space="preserve">:</w:t>
-      </w:r>
-      <w:r>
-        <w:rPr>
-          <w:b w:val="1"/>
-          <w:bCs w:val="1"/>
-          <w:rtl w:val="0"/>
+          <w:rtl w:val="0"/>
+        </w:rPr>
+      </w:r>
+    </w:p>
+    <w:p xmlns:wp14="http://schemas.microsoft.com/office/word/2010/wordml" wp14:textId="40D7B1EB">
+      <w:pPr>
+        <w:rPr>
+          <w:b w:val="1"/>
+          <w:bCs w:val="1"/>
+          <w:lang w:val="en-US"/>
+        </w:rPr>
+      </w:pPr>
+      <w:r>
+        <w:rPr>
+          <w:b w:val="1"/>
+          <w:bCs w:val="1"/>
+          <w:lang w:val="en-US"/>
+        </w:rPr>
+        <w:t>Portfolio</w:t>
+      </w:r>
+      <w:r>
+        <w:rPr>
+          <w:lang w:val="en-US"/>
+        </w:rPr>
+        <w:t>:</w:t>
+      </w:r>
+      <w:r>
+        <w:rPr>
+          <w:b w:val="1"/>
+          <w:bCs w:val="1"/>
+          <w:lang w:val="en-US"/>
         </w:rPr>
         <w:t xml:space="preserve"> </w:t>
       </w:r>
-      <w:hyperlink r:id="rId8">
-        <w:r>
-          <w:rPr>
-            <w:color w:val="1155cc"/>
-            <w:u w:val="single"/>
-            <w:rtl w:val="0"/>
-          </w:rPr>
-          <w:t xml:space="preserve">https://github.com/gabrielbarbero</w:t>
-        </w:r>
-      </w:hyperlink>
-      <w:r>
-        <w:rPr>
-          <w:rtl w:val="0"/>
-        </w:rPr>
-      </w:r>
-    </w:p>
-    <w:p>
-      <w:pPr>
-        <w:rPr>
-          <w:b w:val="1"/>
-          <w:bCs w:val="1"/>
-        </w:rPr>
-      </w:pPr>
-      <w:r>
-        <w:rPr>
-          <w:b w:val="1"/>
-          <w:bCs w:val="1"/>
-          <w:rtl w:val="0"/>
-        </w:rPr>
-        <w:t xml:space="preserve">Portfolio</w:t>
-      </w:r>
-      <w:r>
-        <w:rPr>
-          <w:rtl w:val="0"/>
-        </w:rPr>
-        <w:t xml:space="preserve">:</w:t>
-      </w:r>
-      <w:r>
-        <w:rPr>
-          <w:b w:val="1"/>
-          <w:bCs w:val="1"/>
-          <w:rtl w:val="0"/>
+      <w:r>
+        <w:rPr>
+          <w:b w:val="0"/>
+          <w:bCs w:val="0"/>
+          <w:color w:val="auto"/>
+          <w:u w:val="single"/>
+          <w:lang w:val="en-US"/>
+        </w:rPr>
+        <w:t>https://gabrielbarbero.github.io/portfolio-gabriel-barbero/</w:t>
+      </w:r>
+      <w:r>
+        <w:rPr>
+          <w:lang w:val="en-US"/>
         </w:rPr>
         <w:t xml:space="preserve"> </w:t>
       </w:r>
       <w:r>
         <w:rPr>
-          <w:rtl w:val="0"/>
-        </w:rPr>
-        <w:t xml:space="preserve">(exemplo) </w:t>
-      </w:r>
-      <w:r>
-        <w:rPr>
-          <w:b w:val="1"/>
-          <w:bCs w:val="1"/>
-          <w:rtl w:val="0"/>
-        </w:rPr>
-        <w:t xml:space="preserve">|Potirendaba, São Paulo</w:t>
-      </w:r>
-    </w:p>
-    <w:p>
+          <w:b w:val="1"/>
+          <w:bCs w:val="1"/>
+          <w:lang w:val="en-US"/>
+        </w:rPr>
+        <w:t xml:space="preserve">| </w:t>
+      </w:r>
+      <w:r>
+        <w:rPr>
+          <w:b w:val="1"/>
+          <w:bCs w:val="1"/>
+          <w:lang w:val="en-US"/>
+        </w:rPr>
+        <w:t>Potirendaba</w:t>
+      </w:r>
+      <w:r>
+        <w:rPr>
+          <w:b w:val="1"/>
+          <w:bCs w:val="1"/>
+          <w:lang w:val="en-US"/>
+        </w:rPr>
+        <w:t>, São Paulo</w:t>
+      </w:r>
+    </w:p>
+    <w:p xmlns:wp14="http://schemas.microsoft.com/office/word/2010/wordml" wp14:textId="77777777">
       <w:pPr>
         <w:jc w:val="center"/>
         <w:rPr>
@@ -216,39 +290,38 @@
         <w:t xml:space="preserve">—-------------------------------</w:t>
       </w:r>
     </w:p>
-    <w:p>
+    <w:p xmlns:wp14="http://schemas.microsoft.com/office/word/2010/wordml" wp14:textId="77777777">
+      <w:pPr>
+        <w:jc w:val="center"/>
+      </w:pPr>
+      <w:r>
+        <w:rPr>
+          <w:lang w:val="en-US"/>
+        </w:rPr>
+        <w:t xml:space="preserve">Estudante de Ciência da Computação em busca de oportunidade inicial nas áreas de </w:t>
+      </w:r>
+      <w:r>
+        <w:rPr>
+          <w:b w:val="1"/>
+          <w:bCs w:val="1"/>
+          <w:lang w:val="en-US"/>
+        </w:rPr>
+        <w:t>Desenvolvimento de Software e Gestão de Bancos de Dados</w:t>
+      </w:r>
+      <w:r>
+        <w:rPr>
+          <w:lang w:val="en-US"/>
+        </w:rPr>
+        <w:t xml:space="preserve">. Meu objetivo é aplicar sólidos conhecimentos técnicos em programação e estruturação de dados para contribuir com soluções eficientes, visando o crescimento mútuo e o aprendizado contínuo dentro da organização. </w:t>
+      </w:r>
+    </w:p>
+    <w:p xmlns:wp14="http://schemas.microsoft.com/office/word/2010/wordml" wp14:textId="77777777">
       <w:pPr>
         <w:jc w:val="center"/>
         <w:rPr/>
       </w:pPr>
       <w:r>
         <w:rPr>
-          <w:rtl w:val="0"/>
-        </w:rPr>
-        <w:t xml:space="preserve">Estudante de Ciência da Computação em busca de oportunidade inicial nas áreas de </w:t>
-      </w:r>
-      <w:r>
-        <w:rPr>
-          <w:b w:val="1"/>
-          <w:bCs w:val="1"/>
-          <w:rtl w:val="0"/>
-        </w:rPr>
-        <w:t xml:space="preserve">Desenvolvimento de Software e Gestão de Bancos de Dados</w:t>
-      </w:r>
-      <w:r>
-        <w:rPr>
-          <w:rtl w:val="0"/>
-        </w:rPr>
-        <w:t xml:space="preserve">. Meu objetivo é aplicar sólidos conhecimentos técnicos em programação e estruturação de dados para contribuir com soluções eficientes, visando o crescimento mútuo e o aprendizado contínuo dentro da organização. </w:t>
-      </w:r>
-    </w:p>
-    <w:p>
-      <w:pPr>
-        <w:jc w:val="center"/>
-        <w:rPr/>
-      </w:pPr>
-      <w:r>
-        <w:rPr>
           <w:b w:val="1"/>
           <w:bCs w:val="1"/>
           <w:rtl w:val="0"/>
@@ -261,47 +334,71 @@
         </w:rPr>
       </w:r>
     </w:p>
-    <w:p>
+    <w:p xmlns:wp14="http://schemas.microsoft.com/office/word/2010/wordml" wp14:textId="77777777">
       <w:pPr>
         <w:pStyle w:val="Heading1"/>
         <w:rPr>
           <w:color w:val="980000"/>
           <w:sz w:val="34"/>
           <w:szCs w:val="34"/>
-        </w:rPr>
-      </w:pPr>
-      <w:bookmarkStart w:colFirst="0" w:colLast="0" w:name="_a8zcauoeb9yw" w:id="1"/>
-      <w:bookmarkEnd w:id="1"/>
+          <w:lang w:val="en-US"/>
+        </w:rPr>
+      </w:pPr>
       <w:r>
         <w:rPr>
           <w:color w:val="980000"/>
           <w:sz w:val="34"/>
           <w:szCs w:val="34"/>
+          <w:lang w:val="en-US"/>
+        </w:rPr>
+        <w:t>Formação</w:t>
+      </w:r>
+      <w:r>
+        <w:rPr>
+          <w:color w:val="980000"/>
+          <w:sz w:val="34"/>
+          <w:szCs w:val="34"/>
           <w:rtl w:val="0"/>
         </w:rPr>
         <w:t xml:space="preserve">Formação</w:t>
       </w:r>
     </w:p>
-    <w:p>
+    <w:p xmlns:wp14="http://schemas.microsoft.com/office/word/2010/wordml" wp14:textId="77777777">
       <w:pPr>
         <w:pStyle w:val="Heading2"/>
         <w:rPr>
           <w:sz w:val="26"/>
           <w:szCs w:val="26"/>
-        </w:rPr>
-      </w:pPr>
-      <w:bookmarkStart w:colFirst="0" w:colLast="0" w:name="_l834grp1y9vx" w:id="2"/>
-      <w:bookmarkEnd w:id="2"/>
+          <w:lang w:val="en-US"/>
+        </w:rPr>
+      </w:pPr>
       <w:r>
         <w:rPr>
           <w:sz w:val="26"/>
           <w:szCs w:val="26"/>
+          <w:lang w:val="en-US"/>
+        </w:rPr>
+        <w:t>Bacharelado em Ciência da computação</w:t>
+      </w:r>
+      <w:r>
+        <w:rPr>
+          <w:sz w:val="26"/>
+          <w:szCs w:val="26"/>
           <w:rtl w:val="0"/>
         </w:rPr>
         <w:t xml:space="preserve">Bacharelado em Ciência da computação</w:t>
       </w:r>
     </w:p>
-    <w:p>
+    <w:p xmlns:wp14="http://schemas.microsoft.com/office/word/2010/wordml" wp14:textId="77777777">
+      <w:pPr/>
+      <w:r>
+        <w:rPr>
+          <w:lang w:val="en-US"/>
+        </w:rPr>
+        <w:t>Universidade Paulista (São José do Rio Preto, Brasil)</w:t>
+      </w:r>
+    </w:p>
+    <w:p xmlns:wp14="http://schemas.microsoft.com/office/word/2010/wordml" wp14:textId="77777777">
       <w:pPr>
         <w:rPr/>
       </w:pPr>
@@ -309,17 +406,6 @@
         <w:rPr>
           <w:rtl w:val="0"/>
         </w:rPr>
-        <w:t xml:space="preserve">Universidade Paulista (São José do Rio Preto, Brasil)</w:t>
-      </w:r>
-    </w:p>
-    <w:p>
-      <w:pPr>
-        <w:rPr/>
-      </w:pPr>
-      <w:r>
-        <w:rPr>
-          <w:rtl w:val="0"/>
-        </w:rPr>
         <w:t xml:space="preserve">2025-Dezembro/2028</w:t>
       </w:r>
       <w:r>
@@ -328,15 +414,16 @@
         </w:rPr>
       </w:r>
     </w:p>
-    <w:p>
+    <w:p xmlns:wp14="http://schemas.microsoft.com/office/word/2010/wordml" wp14:textId="77777777">
       <w:pPr>
         <w:pStyle w:val="Heading1"/>
         <w:rPr>
           <w:b w:val="1"/>
           <w:bCs w:val="1"/>
-        </w:rPr>
-      </w:pPr>
-      <w:bookmarkStart w:colFirst="0" w:colLast="0" w:name="_7bx3dy43e70m" w:id="3"/>
+          <w:lang w:val="en-US"/>
+        </w:rPr>
+      </w:pPr>
+      <w:bookmarkStart w:name="_7bx3dy43e70m" w:colFirst="0" w:colLast="0" w:id="3"/>
       <w:bookmarkEnd w:id="3"/>
       <w:r>
         <w:rPr>
@@ -353,37 +440,38 @@
         </w:rPr>
       </w:r>
     </w:p>
-    <w:p>
+    <w:p xmlns:wp14="http://schemas.microsoft.com/office/word/2010/wordml" wp14:textId="77777777">
       <w:pPr>
         <w:numPr>
           <w:ilvl w:val="0"/>
           <w:numId w:val="2"/>
         </w:numPr>
-        <w:spacing w:after="0" w:afterAutospacing="0" w:before="240" w:lineRule="auto"/>
+        <w:spacing w:before="240" w:after="0" w:afterAutospacing="off" w:lineRule="auto"/>
         <w:ind w:left="720" w:hanging="360"/>
-      </w:pPr>
-      <w:r>
-        <w:rPr>
-          <w:b w:val="1"/>
-          <w:bCs w:val="1"/>
-          <w:rtl w:val="0"/>
-        </w:rPr>
-        <w:t xml:space="preserve">Linguagens:</w:t>
-      </w:r>
-      <w:r>
-        <w:rPr>
-          <w:rtl w:val="0"/>
+        <w:rPr/>
+      </w:pPr>
+      <w:r>
+        <w:rPr>
+          <w:b w:val="1"/>
+          <w:bCs w:val="1"/>
+          <w:lang w:val="en-US"/>
+        </w:rPr>
+        <w:t>Linguagens:</w:t>
+      </w:r>
+      <w:r>
+        <w:rPr>
+          <w:lang w:val="en-US"/>
         </w:rPr>
         <w:t xml:space="preserve"> C#, Java, Python e TypeScript.</w:t>
       </w:r>
     </w:p>
-    <w:p>
+    <w:p xmlns:wp14="http://schemas.microsoft.com/office/word/2010/wordml" wp14:textId="77777777">
       <w:pPr>
         <w:numPr>
           <w:ilvl w:val="0"/>
           <w:numId w:val="2"/>
         </w:numPr>
-        <w:spacing w:after="0" w:afterAutospacing="0" w:before="0" w:beforeAutospacing="0" w:lineRule="auto"/>
+        <w:spacing w:before="0" w:beforeAutospacing="0" w:after="0" w:afterAutospacing="0" w:lineRule="auto"/>
         <w:ind w:left="720" w:hanging="360"/>
       </w:pPr>
       <w:r>
@@ -401,37 +489,38 @@
         <w:t xml:space="preserve"> Angular, HTML5 e CSS3.</w:t>
       </w:r>
     </w:p>
-    <w:p>
+    <w:p xmlns:wp14="http://schemas.microsoft.com/office/word/2010/wordml" wp14:textId="77777777">
       <w:pPr>
         <w:numPr>
           <w:ilvl w:val="0"/>
           <w:numId w:val="2"/>
         </w:numPr>
-        <w:spacing w:after="0" w:afterAutospacing="0" w:before="0" w:beforeAutospacing="0" w:lineRule="auto"/>
+        <w:spacing w:before="0" w:beforeAutospacing="off" w:after="0" w:afterAutospacing="off" w:lineRule="auto"/>
         <w:ind w:left="720" w:hanging="360"/>
-      </w:pPr>
-      <w:r>
-        <w:rPr>
-          <w:b w:val="1"/>
-          <w:bCs w:val="1"/>
-          <w:rtl w:val="0"/>
-        </w:rPr>
-        <w:t xml:space="preserve">Banco de Dados:</w:t>
-      </w:r>
-      <w:r>
-        <w:rPr>
-          <w:rtl w:val="0"/>
+        <w:rPr/>
+      </w:pPr>
+      <w:r>
+        <w:rPr>
+          <w:b w:val="1"/>
+          <w:bCs w:val="1"/>
+          <w:lang w:val="en-US"/>
+        </w:rPr>
+        <w:t>Banco de Dados:</w:t>
+      </w:r>
+      <w:r>
+        <w:rPr>
+          <w:lang w:val="en-US"/>
         </w:rPr>
         <w:t xml:space="preserve"> MySQL (Modelagem e Consultas).</w:t>
       </w:r>
     </w:p>
-    <w:p>
+    <w:p xmlns:wp14="http://schemas.microsoft.com/office/word/2010/wordml" wp14:textId="77777777">
       <w:pPr>
         <w:numPr>
           <w:ilvl w:val="0"/>
           <w:numId w:val="2"/>
         </w:numPr>
-        <w:spacing w:after="240" w:before="0" w:beforeAutospacing="0" w:lineRule="auto"/>
+        <w:spacing w:before="0" w:beforeAutospacing="0" w:after="240" w:lineRule="auto"/>
         <w:ind w:left="720" w:hanging="360"/>
       </w:pPr>
       <w:r>
@@ -449,42 +538,49 @@
         <w:t xml:space="preserve"> Git, GitHub e VS Code.</w:t>
       </w:r>
     </w:p>
-    <w:p>
+    <w:p xmlns:wp14="http://schemas.microsoft.com/office/word/2010/wordml" wp14:textId="77777777">
       <w:pPr>
         <w:pStyle w:val="Heading2"/>
-        <w:spacing w:after="240" w:before="240" w:lineRule="auto"/>
+        <w:spacing w:before="240" w:after="240" w:lineRule="auto"/>
         <w:rPr>
           <w:color w:val="980000"/>
-        </w:rPr>
-      </w:pPr>
-      <w:bookmarkStart w:colFirst="0" w:colLast="0" w:name="_4eq6okwp1oid" w:id="4"/>
-      <w:bookmarkEnd w:id="4"/>
+          <w:lang w:val="en-US"/>
+        </w:rPr>
+      </w:pPr>
       <w:r>
         <w:rPr>
           <w:color w:val="980000"/>
+          <w:lang w:val="en-US"/>
+        </w:rPr>
+        <w:t>Projetos Pessoais</w:t>
+      </w:r>
+      <w:r>
+        <w:rPr>
+          <w:color w:val="980000"/>
           <w:rtl w:val="0"/>
         </w:rPr>
         <w:t xml:space="preserve">Projetos Pessoais</w:t>
       </w:r>
     </w:p>
-    <w:p>
-      <w:pPr>
-        <w:spacing w:after="240" w:before="240" w:lineRule="auto"/>
-        <w:rPr>
-          <w:b w:val="1"/>
-          <w:bCs w:val="1"/>
-        </w:rPr>
-      </w:pPr>
-      <w:r>
-        <w:rPr>
-          <w:b w:val="1"/>
-          <w:bCs w:val="1"/>
-          <w:rtl w:val="0"/>
-        </w:rPr>
-        <w:t xml:space="preserve">Andromeda Void (Extensão para VS Code)</w:t>
-      </w:r>
-    </w:p>
-    <w:p>
+    <w:p xmlns:wp14="http://schemas.microsoft.com/office/word/2010/wordml" wp14:textId="77777777">
+      <w:pPr>
+        <w:spacing w:before="240" w:after="240" w:lineRule="auto"/>
+        <w:rPr>
+          <w:b w:val="1"/>
+          <w:bCs w:val="1"/>
+          <w:lang w:val="en-US"/>
+        </w:rPr>
+      </w:pPr>
+      <w:r>
+        <w:rPr>
+          <w:b w:val="1"/>
+          <w:bCs w:val="1"/>
+          <w:lang w:val="en-US"/>
+        </w:rPr>
+        <w:t>Andromeda Void (Extensão para VS Code)</w:t>
+      </w:r>
+    </w:p>
+    <w:p xmlns:wp14="http://schemas.microsoft.com/office/word/2010/wordml" wp14:textId="77777777">
       <w:pPr>
         <w:numPr>
           <w:ilvl w:val="0"/>
@@ -493,16 +589,17 @@
         <w:ind w:left="720" w:hanging="360"/>
         <w:rPr>
           <w:u w:val="none"/>
-        </w:rPr>
-      </w:pPr>
-      <w:r>
-        <w:rPr>
-          <w:rtl w:val="0"/>
-        </w:rPr>
-        <w:t xml:space="preserve">Desenvolvimento de um tema de cores personalizado focado em UI/UX, priorizando a ergonomia visual e a redução da fadiga ocular para desenvolvedores.</w:t>
-      </w:r>
-    </w:p>
-    <w:p>
+          <w:lang w:val="en-US"/>
+        </w:rPr>
+      </w:pPr>
+      <w:r>
+        <w:rPr>
+          <w:lang w:val="en-US"/>
+        </w:rPr>
+        <w:t>Desenvolvimento de um tema de cores personalizado focado em UI/UX, priorizando a ergonomia visual e a redução da fadiga ocular para desenvolvedores.</w:t>
+      </w:r>
+    </w:p>
+    <w:p xmlns:wp14="http://schemas.microsoft.com/office/word/2010/wordml" wp14:textId="77777777">
       <w:pPr>
         <w:numPr>
           <w:ilvl w:val="0"/>
@@ -511,16 +608,17 @@
         <w:ind w:left="720" w:hanging="360"/>
         <w:rPr>
           <w:u w:val="none"/>
-        </w:rPr>
-      </w:pPr>
-      <w:r>
-        <w:rPr>
-          <w:rtl w:val="0"/>
-        </w:rPr>
-        <w:t xml:space="preserve">Responsável por todo o ciclo de vida do projeto: criação da paleta de cores, configuração técnica do ambiente VS Code e publicação na Marketplace oficial da Microsoft.</w:t>
-      </w:r>
-    </w:p>
-    <w:p>
+          <w:lang w:val="en-US"/>
+        </w:rPr>
+      </w:pPr>
+      <w:r>
+        <w:rPr>
+          <w:lang w:val="en-US"/>
+        </w:rPr>
+        <w:t>Responsável por todo o ciclo de vida do projeto: criação da paleta de cores, configuração técnica do ambiente VS Code e publicação na Marketplace oficial da Microsoft.</w:t>
+      </w:r>
+    </w:p>
+    <w:p xmlns:wp14="http://schemas.microsoft.com/office/word/2010/wordml" wp14:textId="77777777">
       <w:pPr>
         <w:numPr>
           <w:ilvl w:val="0"/>
@@ -529,16 +627,17 @@
         <w:ind w:left="720" w:hanging="360"/>
         <w:rPr>
           <w:u w:val="none"/>
-        </w:rPr>
-      </w:pPr>
-      <w:r>
-        <w:rPr>
-          <w:rtl w:val="0"/>
-        </w:rPr>
-        <w:t xml:space="preserve">Resultado: Alcançou a marca de +100 downloads ativos, demonstrando aceitação da comunidade e atenção aos detalhes de design.</w:t>
-      </w:r>
-    </w:p>
-    <w:p>
+          <w:lang w:val="en-US"/>
+        </w:rPr>
+      </w:pPr>
+      <w:r>
+        <w:rPr>
+          <w:lang w:val="en-US"/>
+        </w:rPr>
+        <w:t>Resultado: Alcançou a marca de +100 downloads ativos, demonstrando aceitação da comunidade e atenção aos detalhes de design.</w:t>
+      </w:r>
+    </w:p>
+    <w:p xmlns:wp14="http://schemas.microsoft.com/office/word/2010/wordml" wp14:textId="77777777">
       <w:pPr>
         <w:rPr/>
       </w:pPr>
@@ -548,18 +647,19 @@
         </w:rPr>
       </w:r>
     </w:p>
-    <w:p>
-      <w:pPr>
-        <w:rPr>
-          <w:b w:val="1"/>
-          <w:bCs w:val="1"/>
-        </w:rPr>
-      </w:pPr>
-      <w:r>
-        <w:rPr>
-          <w:b w:val="1"/>
-          <w:bCs w:val="1"/>
-          <w:rtl w:val="0"/>
+    <w:p xmlns:wp14="http://schemas.microsoft.com/office/word/2010/wordml" wp14:textId="77777777">
+      <w:pPr>
+        <w:rPr>
+          <w:b w:val="1"/>
+          <w:bCs w:val="1"/>
+          <w:lang w:val="en-US"/>
+        </w:rPr>
+      </w:pPr>
+      <w:r>
+        <w:rPr>
+          <w:b w:val="1"/>
+          <w:bCs w:val="1"/>
+          <w:lang w:val="en-US"/>
         </w:rPr>
         <w:t xml:space="preserve">Portfólio Profissional (Angular &amp; TypeScript) </w:t>
       </w:r>
@@ -569,7 +669,7 @@
         </w:rPr>
       </w:r>
     </w:p>
-    <w:p>
+    <w:p xmlns:wp14="http://schemas.microsoft.com/office/word/2010/wordml" wp14:textId="77777777">
       <w:pPr>
         <w:numPr>
           <w:ilvl w:val="0"/>
@@ -578,16 +678,17 @@
         <w:ind w:left="720" w:hanging="360"/>
         <w:rPr>
           <w:u w:val="none"/>
-        </w:rPr>
-      </w:pPr>
-      <w:r>
-        <w:rPr>
-          <w:rtl w:val="0"/>
-        </w:rPr>
-        <w:t xml:space="preserve">Criação de uma Single Page Application (SPA) responsiva para centralizar projetos técnicos e informações acadêmicas.</w:t>
-      </w:r>
-    </w:p>
-    <w:p>
+          <w:lang w:val="en-US"/>
+        </w:rPr>
+      </w:pPr>
+      <w:r>
+        <w:rPr>
+          <w:lang w:val="en-US"/>
+        </w:rPr>
+        <w:t>Criação de uma Single Page Application (SPA) responsiva para centralizar projetos técnicos e informações acadêmicas.</w:t>
+      </w:r>
+    </w:p>
+    <w:p xmlns:wp14="http://schemas.microsoft.com/office/word/2010/wordml" wp14:textId="77777777">
       <w:pPr>
         <w:numPr>
           <w:ilvl w:val="0"/>
@@ -596,16 +697,17 @@
         <w:ind w:left="720" w:hanging="360"/>
         <w:rPr>
           <w:u w:val="none"/>
-        </w:rPr>
-      </w:pPr>
-      <w:r>
-        <w:rPr>
-          <w:rtl w:val="0"/>
-        </w:rPr>
-        <w:t xml:space="preserve">Implementação de arquitetura baseada em componentes reutilizáveis e tipagem forte com TypeScript, visando um código limpo e de fácil manutenção.</w:t>
-      </w:r>
-    </w:p>
-    <w:p>
+          <w:lang w:val="en-US"/>
+        </w:rPr>
+      </w:pPr>
+      <w:r>
+        <w:rPr>
+          <w:lang w:val="en-US"/>
+        </w:rPr>
+        <w:t>Implementação de arquitetura baseada em componentes reutilizáveis e tipagem forte com TypeScript, visando um código limpo e de fácil manutenção.</w:t>
+      </w:r>
+    </w:p>
+    <w:p xmlns:wp14="http://schemas.microsoft.com/office/word/2010/wordml" wp14:textId="77777777">
       <w:pPr>
         <w:numPr>
           <w:ilvl w:val="0"/>
@@ -614,19 +716,20 @@
         <w:ind w:left="720" w:hanging="360"/>
         <w:rPr>
           <w:u w:val="none"/>
-        </w:rPr>
-      </w:pPr>
-      <w:r>
-        <w:rPr>
-          <w:b w:val="1"/>
-          <w:bCs w:val="1"/>
-          <w:rtl w:val="0"/>
+          <w:lang w:val="en-US"/>
+        </w:rPr>
+      </w:pPr>
+      <w:r>
+        <w:rPr>
+          <w:b w:val="1"/>
+          <w:bCs w:val="1"/>
+          <w:lang w:val="en-US"/>
         </w:rPr>
         <w:t xml:space="preserve">Destaque:</w:t>
       </w:r>
       <w:r>
         <w:rPr>
-          <w:rtl w:val="0"/>
+          <w:lang w:val="en-US"/>
         </w:rPr>
         <w:t xml:space="preserve"> Foco em </w:t>
       </w:r>
@@ -634,13 +737,13 @@
         <w:rPr>
           <w:b w:val="1"/>
           <w:bCs w:val="1"/>
-          <w:rtl w:val="0"/>
+          <w:lang w:val="en-US"/>
         </w:rPr>
         <w:t xml:space="preserve">Design Responsivo</w:t>
       </w:r>
       <w:r>
         <w:rPr>
-          <w:rtl w:val="0"/>
+          <w:lang w:val="en-US"/>
         </w:rPr>
         <w:t xml:space="preserve"> e performance, garantindo uma navegação fluida tanto em dispositivos móveis quanto em desktops.</w:t>
       </w:r>
@@ -651,9 +754,10 @@
       </w:r>
     </w:p>
     <w:sectPr>
-      <w:pgSz w:h="16834" w:w="11909" w:orient="portrait"/>
-      <w:pgMar w:bottom="1440" w:top="1440" w:left="1440" w:right="1440" w:header="720" w:footer="720"/>
+      <w:pgSz w:w="11909" w:h="16834" w:orient="portrait"/>
+      <w:pgMar w:top="1440" w:right="1440" w:bottom="1440" w:left="1440" w:header="720" w:footer="720"/>
       <w:pgNumType w:start="1"/>
+      <w:cols w:num="1"/>
     </w:sectPr>
   </w:body>
 </w:document>
@@ -770,6 +874,7 @@
         <w:u w:val="none"/>
       </w:rPr>
     </w:lvl>
+    <w:nsid w:val="32d8e267"/>
   </w:abstractNum>
   <w:abstractNum w:abstractNumId="2">
     <w:lvl w:ilvl="0">
@@ -880,6 +985,7 @@
         <w:u w:val="none"/>
       </w:rPr>
     </w:lvl>
+    <w:nsid w:val="358b0b42"/>
   </w:abstractNum>
   <w:abstractNum w:abstractNumId="3">
     <w:lvl w:ilvl="0">
@@ -990,6 +1096,7 @@
         <w:u w:val="none"/>
       </w:rPr>
     </w:lvl>
+    <w:nsid w:val="27992e09"/>
   </w:abstractNum>
   <w:num w:numId="1">
     <w:abstractNumId w:val="1"/>
@@ -1004,11 +1111,11 @@
 </file>
 
 <file path=word/styles.xml><?xml version="1.0" encoding="utf-8"?>
-<w:styles xmlns:mc="http://schemas.openxmlformats.org/markup-compatibility/2006" xmlns:o="urn:schemas-microsoft-com:office:office" xmlns:r="http://schemas.openxmlformats.org/officeDocument/2006/relationships" xmlns:m="http://schemas.openxmlformats.org/officeDocument/2006/math" xmlns:v="urn:schemas-microsoft-com:vml" xmlns:wp="http://schemas.openxmlformats.org/drawingml/2006/wordprocessingDrawing" xmlns:w10="urn:schemas-microsoft-com:office:word" xmlns:w="http://schemas.openxmlformats.org/wordprocessingml/2006/main" xmlns:wne="http://schemas.microsoft.com/office/word/2006/wordml" xmlns:sl="http://schemas.openxmlformats.org/schemaLibrary/2006/main" xmlns:a="http://schemas.openxmlformats.org/drawingml/2006/main" xmlns:pic="http://schemas.openxmlformats.org/drawingml/2006/picture" xmlns:c="http://schemas.openxmlformats.org/drawingml/2006/chart" xmlns:lc="http://schemas.openxmlformats.org/drawingml/2006/lockedCanvas" xmlns:dgm="http://schemas.openxmlformats.org/drawingml/2006/diagram" xmlns:wps="http://schemas.microsoft.com/office/word/2010/wordprocessingShape" xmlns:wpg="http://schemas.microsoft.com/office/word/2010/wordprocessingGroup" xmlns:w14="http://schemas.microsoft.com/office/word/2010/wordml" xmlns:w15="http://schemas.microsoft.com/office/word/2012/wordml" xmlns:w16="http://schemas.microsoft.com/office/word/2018/wordml" xmlns:w16cex="http://schemas.microsoft.com/office/word/2018/wordml/cex" xmlns:w16cid="http://schemas.microsoft.com/office/word/2016/wordml/cid" xmlns="http://schemas.microsoft.com/office/tasks/2019/documenttasks" xmlns:cr="http://schemas.microsoft.com/office/comments/2020/reactions">
+<w:styles xmlns:wp14="http://schemas.microsoft.com/office/word/2010/wordprocessingDrawing" xmlns:mc="http://schemas.openxmlformats.org/markup-compatibility/2006" xmlns:o="urn:schemas-microsoft-com:office:office" xmlns:r="http://schemas.openxmlformats.org/officeDocument/2006/relationships" xmlns:m="http://schemas.openxmlformats.org/officeDocument/2006/math" xmlns:v="urn:schemas-microsoft-com:vml" xmlns:wp="http://schemas.openxmlformats.org/drawingml/2006/wordprocessingDrawing" xmlns:w10="urn:schemas-microsoft-com:office:word" xmlns:w="http://schemas.openxmlformats.org/wordprocessingml/2006/main" xmlns:wne="http://schemas.microsoft.com/office/word/2006/wordml" xmlns:sl="http://schemas.openxmlformats.org/schemaLibrary/2006/main" xmlns:a="http://schemas.openxmlformats.org/drawingml/2006/main" xmlns:pic="http://schemas.openxmlformats.org/drawingml/2006/picture" xmlns:c="http://schemas.openxmlformats.org/drawingml/2006/chart" xmlns:lc="http://schemas.openxmlformats.org/drawingml/2006/lockedCanvas" xmlns:dgm="http://schemas.openxmlformats.org/drawingml/2006/diagram" xmlns:wps="http://schemas.microsoft.com/office/word/2010/wordprocessingShape" xmlns:wpg="http://schemas.microsoft.com/office/word/2010/wordprocessingGroup" xmlns:w14="http://schemas.microsoft.com/office/word/2010/wordml" xmlns:w15="http://schemas.microsoft.com/office/word/2012/wordml" xmlns:w16="http://schemas.microsoft.com/office/word/2018/wordml" xmlns:w16cex="http://schemas.microsoft.com/office/word/2018/wordml/cex" xmlns:w16cid="http://schemas.microsoft.com/office/word/2016/wordml/cid" xmlns="http://schemas.microsoft.com/office/tasks/2019/documenttasks" xmlns:cr="http://schemas.microsoft.com/office/comments/2020/reactions" mc:Ignorable="wp14">
   <w:docDefaults>
     <w:rPrDefault>
       <w:rPr>
-        <w:rFonts w:ascii="Arial" w:cs="Arial" w:eastAsia="Arial" w:hAnsi="Arial"/>
+        <w:rFonts w:ascii="Arial" w:hAnsi="Arial" w:eastAsia="Arial" w:cs="Arial"/>
         <w:sz w:val="22"/>
         <w:szCs w:val="22"/>
         <w:lang w:val="pt_BR"/>
@@ -1021,7 +1128,7 @@
     </w:pPrDefault>
   </w:docDefaults>
   <w:style w:type="table" w:styleId="TableNormal" w:default="1">
-    <w:name w:val="TableNormal"/>
+    <w:name w:val="Normal Table"/>
     <w:tblPr>
       <w:tblCellMar>
         <w:top w:w="100.0" w:type="dxa"/>
@@ -1032,7 +1139,7 @@
     </w:tblPr>
   </w:style>
   <w:style w:type="paragraph" w:styleId="Normal" w:default="1">
-    <w:name w:val="normal"/>
+    <w:name w:val="Normal"/>
   </w:style>
   <w:style w:type="paragraph" w:styleId="Heading1">
     <w:name w:val="heading 1"/>
@@ -1042,7 +1149,7 @@
       <w:keepNext w:val="1"/>
       <w:keepLines w:val="1"/>
       <w:pageBreakBefore w:val="0"/>
-      <w:spacing w:after="120" w:before="400" w:lineRule="auto"/>
+      <w:spacing w:before="400" w:after="120" w:lineRule="auto"/>
     </w:pPr>
     <w:rPr>
       <w:sz w:val="40"/>
@@ -1057,7 +1164,7 @@
       <w:keepNext w:val="1"/>
       <w:keepLines w:val="1"/>
       <w:pageBreakBefore w:val="0"/>
-      <w:spacing w:after="120" w:before="360" w:lineRule="auto"/>
+      <w:spacing w:before="360" w:after="120" w:lineRule="auto"/>
     </w:pPr>
     <w:rPr>
       <w:b w:val="0"/>
@@ -1074,7 +1181,7 @@
       <w:keepNext w:val="1"/>
       <w:keepLines w:val="1"/>
       <w:pageBreakBefore w:val="0"/>
-      <w:spacing w:after="80" w:before="320" w:lineRule="auto"/>
+      <w:spacing w:before="320" w:after="80" w:lineRule="auto"/>
     </w:pPr>
     <w:rPr>
       <w:b w:val="0"/>
@@ -1092,7 +1199,7 @@
       <w:keepNext w:val="1"/>
       <w:keepLines w:val="1"/>
       <w:pageBreakBefore w:val="0"/>
-      <w:spacing w:after="80" w:before="280" w:lineRule="auto"/>
+      <w:spacing w:before="280" w:after="80" w:lineRule="auto"/>
     </w:pPr>
     <w:rPr>
       <w:color w:val="666666"/>
@@ -1108,7 +1215,7 @@
       <w:keepNext w:val="1"/>
       <w:keepLines w:val="1"/>
       <w:pageBreakBefore w:val="0"/>
-      <w:spacing w:after="80" w:before="240" w:lineRule="auto"/>
+      <w:spacing w:before="240" w:after="80" w:lineRule="auto"/>
     </w:pPr>
     <w:rPr>
       <w:color w:val="666666"/>
@@ -1124,7 +1231,7 @@
       <w:keepNext w:val="1"/>
       <w:keepLines w:val="1"/>
       <w:pageBreakBefore w:val="0"/>
-      <w:spacing w:after="80" w:before="240" w:lineRule="auto"/>
+      <w:spacing w:before="240" w:after="80" w:lineRule="auto"/>
     </w:pPr>
     <w:rPr>
       <w:i w:val="1"/>
@@ -1142,7 +1249,7 @@
       <w:keepNext w:val="1"/>
       <w:keepLines w:val="1"/>
       <w:pageBreakBefore w:val="0"/>
-      <w:spacing w:after="60" w:before="0" w:lineRule="auto"/>
+      <w:spacing w:before="0" w:after="60" w:lineRule="auto"/>
     </w:pPr>
     <w:rPr>
       <w:sz w:val="52"/>
@@ -1157,10 +1264,10 @@
       <w:keepNext w:val="1"/>
       <w:keepLines w:val="1"/>
       <w:pageBreakBefore w:val="0"/>
-      <w:spacing w:after="320" w:before="0" w:lineRule="auto"/>
+      <w:spacing w:before="0" w:after="320" w:lineRule="auto"/>
     </w:pPr>
     <w:rPr>
-      <w:rFonts w:ascii="Arial" w:cs="Arial" w:eastAsia="Arial" w:hAnsi="Arial"/>
+      <w:rFonts w:ascii="Arial" w:hAnsi="Arial" w:eastAsia="Arial" w:cs="Arial"/>
       <w:i w:val="0"/>
       <w:iCs w:val="0"/>
       <w:color w:val="666666"/>

--- a/Gabriel_Barbero_Desenvolvedor.docx
+++ b/Gabriel_Barbero_Desenvolvedor.docx
@@ -2,36 +2,37 @@
 <file path=word/document.xml><?xml version="1.0" encoding="utf-8"?>
 <w:document xmlns:wp14="http://schemas.microsoft.com/office/word/2010/wordprocessingDrawing" xmlns:mc="http://schemas.openxmlformats.org/markup-compatibility/2006" xmlns:o="urn:schemas-microsoft-com:office:office" xmlns:r="http://schemas.openxmlformats.org/officeDocument/2006/relationships" xmlns:m="http://schemas.openxmlformats.org/officeDocument/2006/math" xmlns:v="urn:schemas-microsoft-com:vml" xmlns:wp="http://schemas.openxmlformats.org/drawingml/2006/wordprocessingDrawing" xmlns:w10="urn:schemas-microsoft-com:office:word" xmlns:w="http://schemas.openxmlformats.org/wordprocessingml/2006/main" xmlns:wne="http://schemas.microsoft.com/office/word/2006/wordml" xmlns:sl="http://schemas.openxmlformats.org/schemaLibrary/2006/main" xmlns:a="http://schemas.openxmlformats.org/drawingml/2006/main" xmlns:pic="http://schemas.openxmlformats.org/drawingml/2006/picture" xmlns:c="http://schemas.openxmlformats.org/drawingml/2006/chart" xmlns:lc="http://schemas.openxmlformats.org/drawingml/2006/lockedCanvas" xmlns:dgm="http://schemas.openxmlformats.org/drawingml/2006/diagram" xmlns:wps="http://schemas.microsoft.com/office/word/2010/wordprocessingShape" xmlns:wpg="http://schemas.microsoft.com/office/word/2010/wordprocessingGroup" xmlns:w14="http://schemas.microsoft.com/office/word/2010/wordml" xmlns:w15="http://schemas.microsoft.com/office/word/2012/wordml" xmlns:w16="http://schemas.microsoft.com/office/word/2018/wordml" xmlns:w16cex="http://schemas.microsoft.com/office/word/2018/wordml/cex" xmlns:w16cid="http://schemas.microsoft.com/office/word/2016/wordml/cid" xmlns="http://schemas.microsoft.com/office/tasks/2019/documenttasks" xmlns:cr="http://schemas.microsoft.com/office/comments/2020/reactions" mc:Ignorable="wp14">
   <w:body>
-    <w:p xmlns:wp14="http://schemas.microsoft.com/office/word/2010/wordml" wp14:textId="77777777">
+    <w:p xmlns:wp14="http://schemas.microsoft.com/office/word/2010/wordml" wp14:textId="4570DC83">
       <w:pPr>
         <w:pStyle w:val="Title"/>
         <w:rPr>
           <w:color w:val="980000"/>
-          <w:sz w:val="44"/>
-          <w:szCs w:val="44"/>
+          <w:sz w:val="36"/>
+          <w:szCs w:val="36"/>
+          <w:rtl w:val="0"/>
           <w:lang w:val="en-US"/>
         </w:rPr>
       </w:pPr>
       <w:r>
         <w:rPr>
           <w:color w:val="980000"/>
-          <w:sz w:val="44"/>
-          <w:szCs w:val="44"/>
-          <w:lang w:val="en-US"/>
-        </w:rPr>
-        <w:t>Gabriel Barbero Colombo | Desenvolvedor</w:t>
+          <w:sz w:val="36"/>
+          <w:szCs w:val="36"/>
+          <w:lang w:val="en-US"/>
+        </w:rPr>
+        <w:t xml:space="preserve">Gabriel Barbero Colombo | </w:t>
       </w:r>
       <w:r>
         <w:rPr>
           <w:color w:val="980000"/>
-          <w:sz w:val="44"/>
-          <w:szCs w:val="44"/>
-          <w:rtl w:val="0"/>
-        </w:rPr>
-        <w:t xml:space="preserve">Gabriel Barbero Colombo | Desenvolvedor</w:t>
-      </w:r>
-    </w:p>
-    <w:p xmlns:wp14="http://schemas.microsoft.com/office/word/2010/wordml" wp14:textId="255BCC42">
+          <w:sz w:val="36"/>
+          <w:szCs w:val="36"/>
+          <w:lang w:val="en-US"/>
+        </w:rPr>
+        <w:t>Desenvolvedor</w:t>
+      </w:r>
+    </w:p>
+    <w:p xmlns:wp14="http://schemas.microsoft.com/office/word/2010/wordml" wp14:textId="501AE20F">
       <w:pPr>
         <w:rPr>
           <w:b w:val="1"/>
@@ -61,14 +62,14 @@
           <w:color w:val="auto"/>
           <w:lang w:val="pt-BR"/>
         </w:rPr>
-        <w:t>( 17</w:t>
+        <w:t>(17</w:t>
       </w:r>
       <w:r>
         <w:rPr>
           <w:color w:val="auto"/>
           <w:lang w:val="pt-BR"/>
         </w:rPr>
-        <w:t xml:space="preserve"> )99631-3036 </w:t>
+        <w:t xml:space="preserve">)99631-3036 </w:t>
       </w:r>
       <w:r>
         <w:rPr>
@@ -86,7 +87,7 @@
         </w:rPr>
         <w:t xml:space="preserve">: </w:t>
       </w:r>
-      <w:hyperlink r:id="R01f1c1124e9543bf">
+      <w:hyperlink r:id="R192cdb7561ed4ffa">
         <w:r>
           <w:rPr>
             <w:color w:val="auto"/>
@@ -202,12 +203,10 @@
         </w:rPr>
       </w:r>
     </w:p>
-    <w:p xmlns:wp14="http://schemas.microsoft.com/office/word/2010/wordml" wp14:textId="40D7B1EB">
-      <w:pPr>
-        <w:rPr>
-          <w:b w:val="1"/>
-          <w:bCs w:val="1"/>
-          <w:lang w:val="en-US"/>
+    <w:p xmlns:wp14="http://schemas.microsoft.com/office/word/2010/wordml" wp14:textId="7C0B7217">
+      <w:pPr>
+        <w:rPr>
+          <w:color w:val="auto"/>
         </w:rPr>
       </w:pPr>
       <w:r>
@@ -232,16 +231,27 @@
         </w:rPr>
         <w:t xml:space="preserve"> </w:t>
       </w:r>
-      <w:r>
-        <w:rPr>
-          <w:b w:val="0"/>
-          <w:bCs w:val="0"/>
-          <w:color w:val="auto"/>
-          <w:u w:val="single"/>
-          <w:lang w:val="en-US"/>
-        </w:rPr>
-        <w:t>https://gabrielbarbero.github.io/portfolio-gabriel-barbero/</w:t>
-      </w:r>
+      <w:hyperlink r:id="R86dab72dc05e46a2">
+        <w:r>
+          <w:rPr>
+            <w:rStyle w:val="Hyperlink"/>
+            <w:b w:val="0"/>
+            <w:bCs w:val="0"/>
+            <w:color w:val="auto"/>
+            <w:lang w:val="en-US"/>
+          </w:rPr>
+          <w:t>https://gabrielbarbero.github.io/portfolio-gabriel-barbero/</w:t>
+        </w:r>
+      </w:hyperlink>
+    </w:p>
+    <w:p xmlns:wp14="http://schemas.microsoft.com/office/word/2010/wordml" wp14:textId="5A6C12D7">
+      <w:pPr>
+        <w:rPr>
+          <w:b w:val="1"/>
+          <w:bCs w:val="1"/>
+          <w:lang w:val="en-US"/>
+        </w:rPr>
+      </w:pPr>
       <w:r>
         <w:rPr>
           <w:lang w:val="en-US"/>
@@ -334,41 +344,34 @@
         </w:rPr>
       </w:r>
     </w:p>
-    <w:p xmlns:wp14="http://schemas.microsoft.com/office/word/2010/wordml" wp14:textId="77777777">
+    <w:p xmlns:wp14="http://schemas.microsoft.com/office/word/2010/wordml" wp14:textId="49F9810D">
       <w:pPr>
         <w:pStyle w:val="Heading1"/>
         <w:rPr>
           <w:color w:val="980000"/>
-          <w:sz w:val="34"/>
-          <w:szCs w:val="34"/>
+          <w:sz w:val="32"/>
+          <w:szCs w:val="32"/>
+          <w:rtl w:val="0"/>
           <w:lang w:val="en-US"/>
         </w:rPr>
       </w:pPr>
       <w:r>
         <w:rPr>
           <w:color w:val="980000"/>
-          <w:sz w:val="34"/>
-          <w:szCs w:val="34"/>
+          <w:sz w:val="32"/>
+          <w:szCs w:val="32"/>
           <w:lang w:val="en-US"/>
         </w:rPr>
         <w:t>Formação</w:t>
       </w:r>
-      <w:r>
-        <w:rPr>
-          <w:color w:val="980000"/>
-          <w:sz w:val="34"/>
-          <w:szCs w:val="34"/>
-          <w:rtl w:val="0"/>
-        </w:rPr>
-        <w:t xml:space="preserve">Formação</w:t>
-      </w:r>
-    </w:p>
-    <w:p xmlns:wp14="http://schemas.microsoft.com/office/word/2010/wordml" wp14:textId="77777777">
+    </w:p>
+    <w:p xmlns:wp14="http://schemas.microsoft.com/office/word/2010/wordml" wp14:textId="47F5D6AC">
       <w:pPr>
         <w:pStyle w:val="Heading2"/>
         <w:rPr>
           <w:sz w:val="26"/>
           <w:szCs w:val="26"/>
+          <w:rtl w:val="0"/>
           <w:lang w:val="en-US"/>
         </w:rPr>
       </w:pPr>
@@ -378,15 +381,55 @@
           <w:szCs w:val="26"/>
           <w:lang w:val="en-US"/>
         </w:rPr>
-        <w:t>Bacharelado em Ciência da computação</w:t>
+        <w:t>Bacharelado</w:t>
       </w:r>
       <w:r>
         <w:rPr>
           <w:sz w:val="26"/>
           <w:szCs w:val="26"/>
-          <w:rtl w:val="0"/>
-        </w:rPr>
-        <w:t xml:space="preserve">Bacharelado em Ciência da computação</w:t>
+          <w:lang w:val="en-US"/>
+        </w:rPr>
+        <w:t xml:space="preserve"> </w:t>
+      </w:r>
+      <w:r>
+        <w:rPr>
+          <w:sz w:val="26"/>
+          <w:szCs w:val="26"/>
+          <w:lang w:val="en-US"/>
+        </w:rPr>
+        <w:t>em</w:t>
+      </w:r>
+      <w:r>
+        <w:rPr>
+          <w:sz w:val="26"/>
+          <w:szCs w:val="26"/>
+          <w:lang w:val="en-US"/>
+        </w:rPr>
+        <w:t xml:space="preserve"> </w:t>
+      </w:r>
+      <w:r>
+        <w:rPr>
+          <w:sz w:val="26"/>
+          <w:szCs w:val="26"/>
+          <w:lang w:val="en-US"/>
+        </w:rPr>
+        <w:t>Ciência</w:t>
+      </w:r>
+      <w:r>
+        <w:rPr>
+          <w:sz w:val="26"/>
+          <w:szCs w:val="26"/>
+          <w:lang w:val="en-US"/>
+        </w:rPr>
+        <w:t xml:space="preserve"> da </w:t>
+      </w:r>
+      <w:r>
+        <w:rPr>
+          <w:sz w:val="26"/>
+          <w:szCs w:val="26"/>
+          <w:lang w:val="en-US"/>
+        </w:rPr>
+        <w:t>computação</w:t>
       </w:r>
     </w:p>
     <w:p xmlns:wp14="http://schemas.microsoft.com/office/word/2010/wordml" wp14:textId="77777777">
@@ -420,6 +463,8 @@
         <w:rPr>
           <w:b w:val="1"/>
           <w:bCs w:val="1"/>
+          <w:sz w:val="32"/>
+          <w:szCs w:val="32"/>
           <w:lang w:val="en-US"/>
         </w:rPr>
       </w:pPr>
@@ -538,12 +583,13 @@
         <w:t xml:space="preserve"> Git, GitHub e VS Code.</w:t>
       </w:r>
     </w:p>
-    <w:p xmlns:wp14="http://schemas.microsoft.com/office/word/2010/wordml" wp14:textId="77777777">
+    <w:p xmlns:wp14="http://schemas.microsoft.com/office/word/2010/wordml" wp14:textId="1CEEF250">
       <w:pPr>
         <w:pStyle w:val="Heading2"/>
         <w:spacing w:before="240" w:after="240" w:lineRule="auto"/>
         <w:rPr>
           <w:color w:val="980000"/>
+          <w:rtl w:val="0"/>
           <w:lang w:val="en-US"/>
         </w:rPr>
       </w:pPr>
@@ -552,14 +598,14 @@
           <w:color w:val="980000"/>
           <w:lang w:val="en-US"/>
         </w:rPr>
-        <w:t>Projetos Pessoais</w:t>
+        <w:t>Projetos</w:t>
       </w:r>
       <w:r>
         <w:rPr>
           <w:color w:val="980000"/>
-          <w:rtl w:val="0"/>
-        </w:rPr>
-        <w:t xml:space="preserve">Projetos Pessoais</w:t>
+          <w:lang w:val="en-US"/>
+        </w:rPr>
+        <w:t xml:space="preserve"> Pessoais</w:t>
       </w:r>
     </w:p>
     <w:p xmlns:wp14="http://schemas.microsoft.com/office/word/2010/wordml" wp14:textId="77777777">
@@ -1273,6 +1319,24 @@
       <w:color w:val="666666"/>
       <w:sz w:val="30"/>
       <w:szCs w:val="30"/>
+    </w:rPr>
+  </w:style>
+  <w:style w:type="character" w:styleId="DefaultParagraphFont" w:default="1">
+    <w:uiPriority w:val="1"/>
+    <w:name w:val="Default Paragraph Font"/>
+    <w:semiHidden/>
+    <w:unhideWhenUsed/>
+    <w:rsid w:val="447F05A8"/>
+  </w:style>
+  <w:style w:type="character" w:styleId="Hyperlink">
+    <w:uiPriority w:val="99"/>
+    <w:name w:val="Hyperlink"/>
+    <w:basedOn w:val="DefaultParagraphFont"/>
+    <w:unhideWhenUsed/>
+    <w:rsid w:val="447F05A8"/>
+    <w:rPr>
+      <w:color w:val="0000FF"/>
+      <w:u w:val="single"/>
     </w:rPr>
   </w:style>
 </w:styles>
